--- a/Forensics Project - Phase 3 Evidence Analysis, Interpretation, and Final Reporting.docx
+++ b/Forensics Project - Phase 3 Evidence Analysis, Interpretation, and Final Reporting.docx
@@ -72,16 +72,6 @@
     </w:p>
     <w:p>
       <w:pPr>
-        <w:ind w:firstLine="720"/>
-      </w:pPr>
-    </w:p>
-    <w:p>
-      <w:pPr>
-        <w:ind w:firstLine="720"/>
-      </w:pPr>
-    </w:p>
-    <w:p>
-      <w:pPr>
         <w:pStyle w:val="Heading2"/>
         <w:tabs>
           <w:tab w:val="left" w:pos="3260"/>
@@ -132,59 +122,54 @@
         </w:numPr>
       </w:pPr>
       <w:r>
-        <w:t>U</w:t>
-      </w:r>
-      <w:r>
-        <w:t>nknown exe w</w:t>
-      </w:r>
-      <w:r>
-        <w:t>as</w:t>
+        <w:t>Suspicious</w:t>
+      </w:r>
+      <w:r>
+        <w:t xml:space="preserve"> </w:t>
+      </w:r>
+      <w:r>
+        <w:t>files</w:t>
+      </w:r>
+      <w:r>
+        <w:t xml:space="preserve"> </w:t>
+      </w:r>
+      <w:r>
+        <w:t>were</w:t>
       </w:r>
       <w:r>
         <w:t xml:space="preserve"> found </w:t>
       </w:r>
       <w:r>
-        <w:t>in C:\Users\wende\Desktop\SUSPICIOUSFOLDER</w:t>
+        <w:t>in C:\Users\wende\D</w:t>
+      </w:r>
+      <w:r>
+        <w:t>ownloads</w:t>
       </w:r>
       <w:r>
         <w:br/>
       </w:r>
-      <w:proofErr w:type="gramStart"/>
-      <w:r>
-        <w:t>Other</w:t>
-      </w:r>
-      <w:proofErr w:type="gramEnd"/>
-      <w:r>
-        <w:t xml:space="preserve"> unknown exe were found such as </w:t>
+      <w:r>
+        <w:t xml:space="preserve">Other unknown </w:t>
+      </w:r>
+      <w:r>
+        <w:t>files</w:t>
+      </w:r>
+      <w:r>
+        <w:t xml:space="preserve"> were found such as parsec-windows.exe</w:t>
+      </w:r>
+      <w:r>
+        <w:t xml:space="preserve">, drop, </w:t>
       </w:r>
       <w:proofErr w:type="spellStart"/>
       <w:r>
-        <w:t>KiloHearts</w:t>
+        <w:t>eicar</w:t>
       </w:r>
       <w:proofErr w:type="spellEnd"/>
       <w:r>
-        <w:t xml:space="preserve"> Installer.exe and parsec-windows.exe. </w:t>
-      </w:r>
-    </w:p>
-    <w:p>
-      <w:pPr>
-        <w:pStyle w:val="ListParagraph"/>
-        <w:numPr>
-          <w:ilvl w:val="0"/>
-          <w:numId w:val="1"/>
-        </w:numPr>
-      </w:pPr>
-      <w:r>
-        <w:t>A suspicious</w:t>
-      </w:r>
-      <w:r>
-        <w:t xml:space="preserve"> </w:t>
-      </w:r>
-      <w:r>
-        <w:t>.</w:t>
-      </w:r>
-      <w:r>
-        <w:t xml:space="preserve">txt file was found. </w:t>
+        <w:t>, windows.bat</w:t>
+      </w:r>
+      <w:r>
+        <w:t xml:space="preserve">. </w:t>
       </w:r>
       <w:r>
         <w:tab/>
@@ -272,20 +257,419 @@
         </w:numPr>
       </w:pPr>
       <w:r>
-        <w:t xml:space="preserve">Suspicious .exe </w:t>
-      </w:r>
-      <w:r>
+        <w:t>Unnamed</w:t>
+      </w:r>
+      <w:r>
+        <w:t xml:space="preserve"> </w:t>
+      </w:r>
+      <w:r>
+        <w:t>processes</w:t>
+      </w:r>
+      <w:r>
+        <w:t xml:space="preserve"> were found running. </w:t>
+      </w:r>
+      <w:r>
+        <w:tab/>
+      </w:r>
+      <w:r>
+        <w:tab/>
+      </w:r>
+    </w:p>
+    <w:p>
+      <w:pPr>
+        <w:spacing w:line="240" w:lineRule="auto"/>
+        <w:rPr>
+          <w:rFonts w:ascii="Times New Roman" w:hAnsi="Times New Roman" w:cs="Times New Roman"/>
+        </w:rPr>
+      </w:pPr>
+      <w:r>
+        <w:rPr>
+          <w:rFonts w:ascii="Times New Roman" w:hAnsi="Times New Roman" w:cs="Times New Roman"/>
+        </w:rPr>
+        <w:t xml:space="preserve">Below </w:t>
+      </w:r>
+      <w:r>
+        <w:rPr>
+          <w:rFonts w:ascii="Times New Roman" w:hAnsi="Times New Roman" w:cs="Times New Roman"/>
+        </w:rPr>
+        <w:t>are</w:t>
+      </w:r>
+      <w:r>
+        <w:rPr>
+          <w:rFonts w:ascii="Times New Roman" w:hAnsi="Times New Roman" w:cs="Times New Roman"/>
+        </w:rPr>
+        <w:t xml:space="preserve"> the </w:t>
+      </w:r>
+      <w:r>
+        <w:rPr>
+          <w:rFonts w:ascii="Times New Roman" w:hAnsi="Times New Roman" w:cs="Times New Roman"/>
+        </w:rPr>
+        <w:t xml:space="preserve">data </w:t>
+      </w:r>
+      <w:r>
+        <w:rPr>
+          <w:rFonts w:ascii="Times New Roman" w:hAnsi="Times New Roman" w:cs="Times New Roman"/>
+        </w:rPr>
         <w:t xml:space="preserve">files </w:t>
       </w:r>
       <w:r>
-        <w:t xml:space="preserve">were found running. </w:t>
-      </w:r>
-      <w:r>
-        <w:tab/>
-      </w:r>
-      <w:r>
-        <w:tab/>
-      </w:r>
+        <w:rPr>
+          <w:rFonts w:ascii="Times New Roman" w:hAnsi="Times New Roman" w:cs="Times New Roman"/>
+        </w:rPr>
+        <w:t>that</w:t>
+      </w:r>
+      <w:r>
+        <w:rPr>
+          <w:rFonts w:ascii="Times New Roman" w:hAnsi="Times New Roman" w:cs="Times New Roman"/>
+        </w:rPr>
+        <w:t xml:space="preserve"> </w:t>
+      </w:r>
+      <w:r>
+        <w:rPr>
+          <w:rFonts w:ascii="Times New Roman" w:hAnsi="Times New Roman" w:cs="Times New Roman"/>
+        </w:rPr>
+        <w:t>w</w:t>
+      </w:r>
+      <w:r>
+        <w:rPr>
+          <w:rFonts w:ascii="Times New Roman" w:hAnsi="Times New Roman" w:cs="Times New Roman"/>
+        </w:rPr>
+        <w:t>ere</w:t>
+      </w:r>
+      <w:r>
+        <w:rPr>
+          <w:rFonts w:ascii="Times New Roman" w:hAnsi="Times New Roman" w:cs="Times New Roman"/>
+        </w:rPr>
+        <w:t xml:space="preserve"> </w:t>
+      </w:r>
+      <w:r>
+        <w:rPr>
+          <w:rFonts w:ascii="Times New Roman" w:hAnsi="Times New Roman" w:cs="Times New Roman"/>
+        </w:rPr>
+        <w:t xml:space="preserve">analyzed. </w:t>
+      </w:r>
+    </w:p>
+    <w:p>
+      <w:pPr>
+        <w:pStyle w:val="ListParagraph"/>
+        <w:numPr>
+          <w:ilvl w:val="0"/>
+          <w:numId w:val="3"/>
+        </w:numPr>
+        <w:spacing w:line="480" w:lineRule="auto"/>
+        <w:rPr>
+          <w:rFonts w:ascii="Times New Roman" w:hAnsi="Times New Roman" w:cs="Times New Roman"/>
+        </w:rPr>
+      </w:pPr>
+      <w:r>
+        <w:rPr>
+          <w:rFonts w:ascii="Times New Roman" w:hAnsi="Times New Roman" w:cs="Times New Roman"/>
+        </w:rPr>
+        <w:t>Evidence ID: 1</w:t>
+      </w:r>
+    </w:p>
+    <w:p>
+      <w:pPr>
+        <w:pStyle w:val="ListParagraph"/>
+        <w:numPr>
+          <w:ilvl w:val="0"/>
+          <w:numId w:val="3"/>
+        </w:numPr>
+        <w:spacing w:line="480" w:lineRule="auto"/>
+        <w:rPr>
+          <w:rFonts w:ascii="Times New Roman" w:hAnsi="Times New Roman" w:cs="Times New Roman"/>
+        </w:rPr>
+      </w:pPr>
+      <w:r>
+        <w:rPr>
+          <w:rFonts w:ascii="Times New Roman" w:hAnsi="Times New Roman" w:cs="Times New Roman"/>
+        </w:rPr>
+        <w:t>Description: Disk Image</w:t>
+      </w:r>
+    </w:p>
+    <w:p>
+      <w:pPr>
+        <w:pStyle w:val="ListParagraph"/>
+        <w:numPr>
+          <w:ilvl w:val="0"/>
+          <w:numId w:val="3"/>
+        </w:numPr>
+        <w:spacing w:line="480" w:lineRule="auto"/>
+        <w:rPr>
+          <w:rFonts w:ascii="Times New Roman" w:hAnsi="Times New Roman" w:cs="Times New Roman"/>
+        </w:rPr>
+      </w:pPr>
+      <w:r>
+        <w:rPr>
+          <w:rFonts w:ascii="Times New Roman" w:hAnsi="Times New Roman" w:cs="Times New Roman"/>
+        </w:rPr>
+        <w:t>Date/Time Acquired 4/2</w:t>
+      </w:r>
+      <w:r>
+        <w:rPr>
+          <w:rFonts w:ascii="Times New Roman" w:hAnsi="Times New Roman" w:cs="Times New Roman"/>
+        </w:rPr>
+        <w:t>8</w:t>
+      </w:r>
+      <w:r>
+        <w:rPr>
+          <w:rFonts w:ascii="Times New Roman" w:hAnsi="Times New Roman" w:cs="Times New Roman"/>
+        </w:rPr>
+        <w:t>/26 3:</w:t>
+      </w:r>
+      <w:r>
+        <w:rPr>
+          <w:rFonts w:ascii="Times New Roman" w:hAnsi="Times New Roman" w:cs="Times New Roman"/>
+        </w:rPr>
+        <w:t>34</w:t>
+      </w:r>
+      <w:r>
+        <w:rPr>
+          <w:rFonts w:ascii="Times New Roman" w:hAnsi="Times New Roman" w:cs="Times New Roman"/>
+        </w:rPr>
+        <w:t xml:space="preserve"> PM EST</w:t>
+      </w:r>
+    </w:p>
+    <w:p>
+      <w:pPr>
+        <w:pStyle w:val="ListParagraph"/>
+        <w:numPr>
+          <w:ilvl w:val="0"/>
+          <w:numId w:val="3"/>
+        </w:numPr>
+        <w:spacing w:line="480" w:lineRule="auto"/>
+        <w:rPr>
+          <w:rFonts w:ascii="Times New Roman" w:hAnsi="Times New Roman" w:cs="Times New Roman"/>
+        </w:rPr>
+      </w:pPr>
+      <w:r>
+        <w:rPr>
+          <w:rFonts w:ascii="Times New Roman" w:hAnsi="Times New Roman" w:cs="Times New Roman"/>
+        </w:rPr>
+        <w:t xml:space="preserve">Hash: </w:t>
+      </w:r>
+      <w:r>
+        <w:rPr>
+          <w:rFonts w:ascii="Times New Roman" w:hAnsi="Times New Roman" w:cs="Times New Roman"/>
+        </w:rPr>
+        <w:t>ccc45b5e0c1bc1d2e29ff83a2ba72ec4544db1ebb58d1146ce6ee2aa8d14bdfc</w:t>
+      </w:r>
+    </w:p>
+    <w:p>
+      <w:pPr>
+        <w:pStyle w:val="ListParagraph"/>
+        <w:numPr>
+          <w:ilvl w:val="0"/>
+          <w:numId w:val="3"/>
+        </w:numPr>
+        <w:spacing w:line="480" w:lineRule="auto"/>
+        <w:rPr>
+          <w:rFonts w:ascii="Times New Roman" w:hAnsi="Times New Roman" w:cs="Times New Roman"/>
+        </w:rPr>
+      </w:pPr>
+      <w:r>
+        <w:rPr>
+          <w:rFonts w:ascii="Times New Roman" w:hAnsi="Times New Roman" w:cs="Times New Roman"/>
+        </w:rPr>
+        <w:t>Storage Location: /home/</w:t>
+      </w:r>
+      <w:proofErr w:type="spellStart"/>
+      <w:r>
+        <w:rPr>
+          <w:rFonts w:ascii="Times New Roman" w:hAnsi="Times New Roman" w:cs="Times New Roman"/>
+        </w:rPr>
+        <w:t>wendel</w:t>
+      </w:r>
+      <w:proofErr w:type="spellEnd"/>
+      <w:r>
+        <w:rPr>
+          <w:rFonts w:ascii="Times New Roman" w:hAnsi="Times New Roman" w:cs="Times New Roman"/>
+        </w:rPr>
+        <w:t>/evidence</w:t>
+      </w:r>
+      <w:r>
+        <w:rPr>
+          <w:rFonts w:ascii="Times New Roman" w:hAnsi="Times New Roman" w:cs="Times New Roman"/>
+        </w:rPr>
+        <w:t>/Image.ad1</w:t>
+      </w:r>
+    </w:p>
+    <w:p>
+      <w:pPr>
+        <w:pStyle w:val="ListParagraph"/>
+        <w:spacing w:line="480" w:lineRule="auto"/>
+        <w:rPr>
+          <w:rFonts w:ascii="Times New Roman" w:hAnsi="Times New Roman" w:cs="Times New Roman"/>
+        </w:rPr>
+      </w:pPr>
+    </w:p>
+    <w:p>
+      <w:pPr>
+        <w:pStyle w:val="ListParagraph"/>
+        <w:numPr>
+          <w:ilvl w:val="0"/>
+          <w:numId w:val="3"/>
+        </w:numPr>
+        <w:spacing w:line="480" w:lineRule="auto"/>
+        <w:rPr>
+          <w:rFonts w:ascii="Times New Roman" w:hAnsi="Times New Roman" w:cs="Times New Roman"/>
+        </w:rPr>
+      </w:pPr>
+      <w:r>
+        <w:rPr>
+          <w:rFonts w:ascii="Times New Roman" w:hAnsi="Times New Roman" w:cs="Times New Roman"/>
+        </w:rPr>
+        <w:t>Evidence ID: 2</w:t>
+      </w:r>
+    </w:p>
+    <w:p>
+      <w:pPr>
+        <w:pStyle w:val="ListParagraph"/>
+        <w:numPr>
+          <w:ilvl w:val="0"/>
+          <w:numId w:val="3"/>
+        </w:numPr>
+        <w:spacing w:line="480" w:lineRule="auto"/>
+        <w:rPr>
+          <w:rFonts w:ascii="Times New Roman" w:hAnsi="Times New Roman" w:cs="Times New Roman"/>
+        </w:rPr>
+      </w:pPr>
+      <w:r>
+        <w:rPr>
+          <w:rFonts w:ascii="Times New Roman" w:hAnsi="Times New Roman" w:cs="Times New Roman"/>
+        </w:rPr>
+        <w:t>Description: Memory Dump</w:t>
+      </w:r>
+    </w:p>
+    <w:p>
+      <w:pPr>
+        <w:pStyle w:val="ListParagraph"/>
+        <w:numPr>
+          <w:ilvl w:val="0"/>
+          <w:numId w:val="3"/>
+        </w:numPr>
+        <w:spacing w:line="480" w:lineRule="auto"/>
+        <w:rPr>
+          <w:rFonts w:ascii="Times New Roman" w:hAnsi="Times New Roman" w:cs="Times New Roman"/>
+        </w:rPr>
+      </w:pPr>
+      <w:r>
+        <w:rPr>
+          <w:rFonts w:ascii="Times New Roman" w:hAnsi="Times New Roman" w:cs="Times New Roman"/>
+        </w:rPr>
+        <w:t>Date/Time Acquired 4/2</w:t>
+      </w:r>
+      <w:r>
+        <w:rPr>
+          <w:rFonts w:ascii="Times New Roman" w:hAnsi="Times New Roman" w:cs="Times New Roman"/>
+        </w:rPr>
+        <w:t>8</w:t>
+      </w:r>
+      <w:r>
+        <w:rPr>
+          <w:rFonts w:ascii="Times New Roman" w:hAnsi="Times New Roman" w:cs="Times New Roman"/>
+        </w:rPr>
+        <w:t>/26 3:</w:t>
+      </w:r>
+      <w:r>
+        <w:rPr>
+          <w:rFonts w:ascii="Times New Roman" w:hAnsi="Times New Roman" w:cs="Times New Roman"/>
+        </w:rPr>
+        <w:t>26</w:t>
+      </w:r>
+      <w:r>
+        <w:rPr>
+          <w:rFonts w:ascii="Times New Roman" w:hAnsi="Times New Roman" w:cs="Times New Roman"/>
+        </w:rPr>
+        <w:t xml:space="preserve"> </w:t>
+      </w:r>
+      <w:r>
+        <w:rPr>
+          <w:rFonts w:ascii="Times New Roman" w:hAnsi="Times New Roman" w:cs="Times New Roman"/>
+        </w:rPr>
+        <w:t>PM</w:t>
+      </w:r>
+      <w:r>
+        <w:rPr>
+          <w:rFonts w:ascii="Times New Roman" w:hAnsi="Times New Roman" w:cs="Times New Roman"/>
+        </w:rPr>
+        <w:t xml:space="preserve"> EST</w:t>
+      </w:r>
+    </w:p>
+    <w:p>
+      <w:pPr>
+        <w:pStyle w:val="ListParagraph"/>
+        <w:numPr>
+          <w:ilvl w:val="0"/>
+          <w:numId w:val="3"/>
+        </w:numPr>
+        <w:spacing w:line="480" w:lineRule="auto"/>
+        <w:rPr>
+          <w:rFonts w:ascii="Times New Roman" w:hAnsi="Times New Roman" w:cs="Times New Roman"/>
+        </w:rPr>
+      </w:pPr>
+      <w:r>
+        <w:rPr>
+          <w:rFonts w:ascii="Times New Roman" w:hAnsi="Times New Roman" w:cs="Times New Roman"/>
+        </w:rPr>
+        <w:t>Hash</w:t>
+      </w:r>
+      <w:r>
+        <w:rPr>
+          <w:rFonts w:ascii="Times New Roman" w:hAnsi="Times New Roman" w:cs="Times New Roman"/>
+        </w:rPr>
+        <w:t>:</w:t>
+      </w:r>
+      <w:r>
+        <w:t xml:space="preserve"> </w:t>
+      </w:r>
+      <w:r>
+        <w:rPr>
+          <w:rFonts w:ascii="Times New Roman" w:hAnsi="Times New Roman" w:cs="Times New Roman"/>
+        </w:rPr>
+        <w:t>b49d6bd310164c45824f09a272140918ebbc6b8ebc12646bc42770ed526ecfd7</w:t>
+      </w:r>
+    </w:p>
+    <w:p>
+      <w:pPr>
+        <w:pStyle w:val="ListParagraph"/>
+        <w:numPr>
+          <w:ilvl w:val="0"/>
+          <w:numId w:val="3"/>
+        </w:numPr>
+        <w:spacing w:line="480" w:lineRule="auto"/>
+        <w:rPr>
+          <w:rFonts w:ascii="Times New Roman" w:hAnsi="Times New Roman" w:cs="Times New Roman"/>
+        </w:rPr>
+      </w:pPr>
+      <w:r>
+        <w:rPr>
+          <w:rFonts w:ascii="Times New Roman" w:hAnsi="Times New Roman" w:cs="Times New Roman"/>
+        </w:rPr>
+        <w:t>Storage Location: /home/</w:t>
+      </w:r>
+      <w:proofErr w:type="spellStart"/>
+      <w:r>
+        <w:rPr>
+          <w:rFonts w:ascii="Times New Roman" w:hAnsi="Times New Roman" w:cs="Times New Roman"/>
+        </w:rPr>
+        <w:t>wendel</w:t>
+      </w:r>
+      <w:proofErr w:type="spellEnd"/>
+      <w:r>
+        <w:rPr>
+          <w:rFonts w:ascii="Times New Roman" w:hAnsi="Times New Roman" w:cs="Times New Roman"/>
+        </w:rPr>
+        <w:t>/evidence/</w:t>
+      </w:r>
+      <w:proofErr w:type="spellStart"/>
+      <w:r>
+        <w:rPr>
+          <w:rFonts w:ascii="Times New Roman" w:hAnsi="Times New Roman" w:cs="Times New Roman"/>
+        </w:rPr>
+        <w:t>physmem.raw</w:t>
+      </w:r>
+      <w:proofErr w:type="spellEnd"/>
     </w:p>
     <w:p>
       <w:pPr>
@@ -294,339 +678,154 @@
           <w:rFonts w:ascii="Times New Roman" w:hAnsi="Times New Roman" w:cs="Times New Roman"/>
         </w:rPr>
       </w:pPr>
-      <w:r>
-        <w:rPr>
-          <w:rFonts w:ascii="Times New Roman" w:hAnsi="Times New Roman" w:cs="Times New Roman"/>
-        </w:rPr>
-        <w:t xml:space="preserve">Below </w:t>
-      </w:r>
-      <w:r>
-        <w:rPr>
-          <w:rFonts w:ascii="Times New Roman" w:hAnsi="Times New Roman" w:cs="Times New Roman"/>
-        </w:rPr>
-        <w:t>are</w:t>
-      </w:r>
-      <w:r>
-        <w:rPr>
-          <w:rFonts w:ascii="Times New Roman" w:hAnsi="Times New Roman" w:cs="Times New Roman"/>
-        </w:rPr>
-        <w:t xml:space="preserve"> the </w:t>
-      </w:r>
-      <w:r>
-        <w:rPr>
-          <w:rFonts w:ascii="Times New Roman" w:hAnsi="Times New Roman" w:cs="Times New Roman"/>
-        </w:rPr>
-        <w:t xml:space="preserve">data </w:t>
-      </w:r>
-      <w:r>
-        <w:rPr>
-          <w:rFonts w:ascii="Times New Roman" w:hAnsi="Times New Roman" w:cs="Times New Roman"/>
-        </w:rPr>
-        <w:t xml:space="preserve">files </w:t>
-      </w:r>
-      <w:r>
-        <w:rPr>
-          <w:rFonts w:ascii="Times New Roman" w:hAnsi="Times New Roman" w:cs="Times New Roman"/>
-        </w:rPr>
-        <w:t>that</w:t>
-      </w:r>
-      <w:r>
-        <w:rPr>
-          <w:rFonts w:ascii="Times New Roman" w:hAnsi="Times New Roman" w:cs="Times New Roman"/>
-        </w:rPr>
-        <w:t xml:space="preserve"> </w:t>
-      </w:r>
-      <w:r>
-        <w:rPr>
-          <w:rFonts w:ascii="Times New Roman" w:hAnsi="Times New Roman" w:cs="Times New Roman"/>
-        </w:rPr>
-        <w:t>w</w:t>
-      </w:r>
-      <w:r>
-        <w:rPr>
-          <w:rFonts w:ascii="Times New Roman" w:hAnsi="Times New Roman" w:cs="Times New Roman"/>
-        </w:rPr>
-        <w:t>ere</w:t>
-      </w:r>
-      <w:r>
-        <w:rPr>
-          <w:rFonts w:ascii="Times New Roman" w:hAnsi="Times New Roman" w:cs="Times New Roman"/>
-        </w:rPr>
-        <w:t xml:space="preserve"> </w:t>
-      </w:r>
-      <w:r>
-        <w:rPr>
-          <w:rFonts w:ascii="Times New Roman" w:hAnsi="Times New Roman" w:cs="Times New Roman"/>
-        </w:rPr>
-        <w:t xml:space="preserve">analyzed. </w:t>
-      </w:r>
-    </w:p>
-    <w:p>
-      <w:pPr>
-        <w:spacing w:line="240" w:lineRule="auto"/>
-        <w:rPr>
-          <w:rFonts w:ascii="Times New Roman" w:hAnsi="Times New Roman" w:cs="Times New Roman"/>
-        </w:rPr>
-      </w:pPr>
-      <w:r>
-        <w:rPr>
-          <w:rFonts w:ascii="Times New Roman" w:hAnsi="Times New Roman" w:cs="Times New Roman"/>
-        </w:rPr>
-        <w:t xml:space="preserve">Image File: </w:t>
-      </w:r>
-      <w:r>
-        <w:rPr>
-          <w:rFonts w:ascii="Times New Roman" w:hAnsi="Times New Roman" w:cs="Times New Roman"/>
-        </w:rPr>
-        <w:t>Image.ad1</w:t>
-      </w:r>
-    </w:p>
-    <w:p>
-      <w:pPr>
-        <w:spacing w:line="240" w:lineRule="auto"/>
-        <w:rPr>
-          <w:rFonts w:ascii="Times New Roman" w:hAnsi="Times New Roman" w:cs="Times New Roman"/>
-        </w:rPr>
-      </w:pPr>
-      <w:r>
-        <w:rPr>
-          <w:rFonts w:ascii="Times New Roman" w:hAnsi="Times New Roman" w:cs="Times New Roman"/>
-        </w:rPr>
-        <w:t xml:space="preserve">Hash Value: </w:t>
-      </w:r>
-      <w:r>
-        <w:rPr>
-          <w:rFonts w:ascii="Times New Roman" w:hAnsi="Times New Roman" w:cs="Times New Roman"/>
-        </w:rPr>
-        <w:t>c13873ac5f81932d3f4118454c012bc4642187828a17f1784f03cefcb41b25c0</w:t>
-      </w:r>
-    </w:p>
-    <w:p>
-      <w:pPr>
-        <w:spacing w:line="240" w:lineRule="auto"/>
-        <w:rPr>
-          <w:rFonts w:ascii="Times New Roman" w:hAnsi="Times New Roman" w:cs="Times New Roman"/>
-        </w:rPr>
-      </w:pPr>
-      <w:r>
-        <w:rPr>
-          <w:rFonts w:ascii="Times New Roman" w:hAnsi="Times New Roman" w:cs="Times New Roman"/>
-        </w:rPr>
-        <w:t>File Size: 10.3 MB</w:t>
-      </w:r>
-    </w:p>
-    <w:p>
-      <w:pPr>
-        <w:spacing w:line="240" w:lineRule="auto"/>
-        <w:rPr>
-          <w:rFonts w:ascii="Times New Roman" w:hAnsi="Times New Roman" w:cs="Times New Roman"/>
-        </w:rPr>
-      </w:pPr>
-      <w:r>
-        <w:rPr>
-          <w:rFonts w:ascii="Times New Roman" w:hAnsi="Times New Roman" w:cs="Times New Roman"/>
-        </w:rPr>
-        <w:t>Storage Location: /home/</w:t>
+    </w:p>
+    <w:p/>
+    <w:p>
+      <w:pPr>
+        <w:pStyle w:val="Heading2"/>
+      </w:pPr>
+    </w:p>
+    <w:p>
+      <w:pPr>
+        <w:pStyle w:val="Heading2"/>
+      </w:pPr>
+      <w:r>
+        <w:t>Timeline:</w:t>
+      </w:r>
+    </w:p>
+    <w:p>
+      <w:pPr>
+        <w:numPr>
+          <w:ilvl w:val="0"/>
+          <w:numId w:val="4"/>
+        </w:numPr>
+      </w:pPr>
+      <w:r>
+        <w:t>Prior to acquisition the files were downloaded. </w:t>
+      </w:r>
+      <w:r>
+        <w:rPr>
+          <w:rFonts w:ascii="Arial" w:hAnsi="Arial" w:cs="Arial"/>
+        </w:rPr>
+        <w:t>​</w:t>
+      </w:r>
+    </w:p>
+    <w:p>
+      <w:pPr>
+        <w:numPr>
+          <w:ilvl w:val="0"/>
+          <w:numId w:val="4"/>
+        </w:numPr>
+      </w:pPr>
+      <w:r>
+        <w:t>4/28/26 3:34 PM EST – Disk image created </w:t>
+      </w:r>
+      <w:r>
+        <w:rPr>
+          <w:rFonts w:ascii="Arial" w:hAnsi="Arial" w:cs="Arial"/>
+        </w:rPr>
+        <w:t>​</w:t>
+      </w:r>
+    </w:p>
+    <w:p>
+      <w:pPr>
+        <w:numPr>
+          <w:ilvl w:val="0"/>
+          <w:numId w:val="4"/>
+        </w:numPr>
+      </w:pPr>
+      <w:r>
+        <w:t>4/28/26 3:26 PM EST – Memory Dump created </w:t>
+      </w:r>
+      <w:r>
+        <w:rPr>
+          <w:rFonts w:ascii="Arial" w:hAnsi="Arial" w:cs="Arial"/>
+        </w:rPr>
+        <w:t>​</w:t>
+      </w:r>
+    </w:p>
+    <w:p>
+      <w:pPr>
+        <w:numPr>
+          <w:ilvl w:val="0"/>
+          <w:numId w:val="4"/>
+        </w:numPr>
+      </w:pPr>
+      <w:r>
+        <w:t xml:space="preserve">4/28/26 6:06-6:11 PM EST – Volatility used to analyze the </w:t>
       </w:r>
       <w:proofErr w:type="spellStart"/>
       <w:r>
-        <w:rPr>
-          <w:rFonts w:ascii="Times New Roman" w:hAnsi="Times New Roman" w:cs="Times New Roman"/>
-        </w:rPr>
-        <w:t>wendel</w:t>
+        <w:t>memorydump</w:t>
       </w:r>
       <w:proofErr w:type="spellEnd"/>
       <w:r>
-        <w:rPr>
-          <w:rFonts w:ascii="Times New Roman" w:hAnsi="Times New Roman" w:cs="Times New Roman"/>
-        </w:rPr>
-        <w:t>/evidence</w:t>
-      </w:r>
-    </w:p>
-    <w:p>
-      <w:pPr>
-        <w:spacing w:line="240" w:lineRule="auto"/>
-        <w:rPr>
-          <w:rFonts w:ascii="Times New Roman" w:hAnsi="Times New Roman" w:cs="Times New Roman"/>
-        </w:rPr>
-      </w:pPr>
-    </w:p>
-    <w:p>
-      <w:pPr>
-        <w:spacing w:line="240" w:lineRule="auto"/>
-        <w:rPr>
-          <w:rFonts w:ascii="Times New Roman" w:hAnsi="Times New Roman" w:cs="Times New Roman"/>
-        </w:rPr>
-      </w:pPr>
-      <w:r>
-        <w:rPr>
-          <w:rFonts w:ascii="Times New Roman" w:hAnsi="Times New Roman" w:cs="Times New Roman"/>
-        </w:rPr>
-        <w:t xml:space="preserve">Memory Dump File: </w:t>
+        <w:t xml:space="preserve"> file, discovering unknown files</w:t>
+      </w:r>
+      <w:r>
+        <w:rPr>
+          <w:rFonts w:ascii="Arial" w:hAnsi="Arial" w:cs="Arial"/>
+        </w:rPr>
+        <w:t>​</w:t>
+      </w:r>
+    </w:p>
+    <w:p>
+      <w:pPr>
+        <w:numPr>
+          <w:ilvl w:val="0"/>
+          <w:numId w:val="4"/>
+        </w:numPr>
+      </w:pPr>
+      <w:r>
+        <w:t>4/29/26 5:18-5:31 PM EST – parsec-windows.exe, eicar.com, drop(eicar.txt), and windows.bat identified in Autopsy </w:t>
+      </w:r>
+      <w:r>
+        <w:rPr>
+          <w:rFonts w:ascii="Arial" w:hAnsi="Arial" w:cs="Arial"/>
+        </w:rPr>
+        <w:t>​</w:t>
+      </w:r>
+    </w:p>
+    <w:p>
+      <w:pPr>
+        <w:numPr>
+          <w:ilvl w:val="0"/>
+          <w:numId w:val="4"/>
+        </w:numPr>
+      </w:pPr>
+      <w:r>
+        <w:t xml:space="preserve">4/29/26 5:35-5:37 PM EST </w:t>
+      </w:r>
+      <w:proofErr w:type="gramStart"/>
+      <w:r>
+        <w:t>-  Identified</w:t>
+      </w:r>
+      <w:proofErr w:type="gramEnd"/>
+      <w:r>
+        <w:t xml:space="preserve"> files scanned with </w:t>
       </w:r>
       <w:proofErr w:type="spellStart"/>
       <w:r>
-        <w:rPr>
-          <w:rFonts w:ascii="Times New Roman" w:hAnsi="Times New Roman" w:cs="Times New Roman"/>
-        </w:rPr>
-        <w:t>physmem.raw</w:t>
+        <w:t>VirusTotal</w:t>
       </w:r>
       <w:proofErr w:type="spellEnd"/>
-    </w:p>
-    <w:p>
-      <w:pPr>
-        <w:spacing w:line="240" w:lineRule="auto"/>
-        <w:rPr>
-          <w:rFonts w:ascii="Times New Roman" w:hAnsi="Times New Roman" w:cs="Times New Roman"/>
-        </w:rPr>
-      </w:pPr>
-      <w:r>
-        <w:rPr>
-          <w:rFonts w:ascii="Times New Roman" w:hAnsi="Times New Roman" w:cs="Times New Roman"/>
-        </w:rPr>
-        <w:t>Hash Value: f29035292d47d3f667ee7411f7e0a9226589dc1440538cd74c3bcc23902f3994</w:t>
-      </w:r>
-    </w:p>
-    <w:p>
-      <w:pPr>
-        <w:spacing w:line="240" w:lineRule="auto"/>
-        <w:rPr>
-          <w:rFonts w:ascii="Times New Roman" w:hAnsi="Times New Roman" w:cs="Times New Roman"/>
-        </w:rPr>
-      </w:pPr>
-      <w:r>
-        <w:rPr>
-          <w:rFonts w:ascii="Times New Roman" w:hAnsi="Times New Roman" w:cs="Times New Roman"/>
-        </w:rPr>
-        <w:t>File Size: 17.4 GB</w:t>
-      </w:r>
-    </w:p>
-    <w:p>
-      <w:pPr>
-        <w:spacing w:line="240" w:lineRule="auto"/>
-      </w:pPr>
-      <w:r>
-        <w:rPr>
-          <w:rFonts w:ascii="Times New Roman" w:hAnsi="Times New Roman" w:cs="Times New Roman"/>
-        </w:rPr>
-        <w:t>Storage Location: /home/</w:t>
-      </w:r>
-      <w:proofErr w:type="spellStart"/>
-      <w:r>
-        <w:rPr>
-          <w:rFonts w:ascii="Times New Roman" w:hAnsi="Times New Roman" w:cs="Times New Roman"/>
-        </w:rPr>
-        <w:t>wendel</w:t>
-      </w:r>
-      <w:proofErr w:type="spellEnd"/>
-      <w:r>
-        <w:rPr>
-          <w:rFonts w:ascii="Times New Roman" w:hAnsi="Times New Roman" w:cs="Times New Roman"/>
-        </w:rPr>
-        <w:t>/evidence/</w:t>
-      </w:r>
-      <w:proofErr w:type="spellStart"/>
-      <w:r>
-        <w:rPr>
-          <w:rFonts w:ascii="Times New Roman" w:hAnsi="Times New Roman" w:cs="Times New Roman"/>
-        </w:rPr>
-        <w:t>physmem.raw</w:t>
-      </w:r>
-      <w:proofErr w:type="spellEnd"/>
-    </w:p>
-    <w:p>
-      <w:pPr>
-        <w:spacing w:line="240" w:lineRule="auto"/>
-        <w:rPr>
-          <w:rFonts w:ascii="Times New Roman" w:hAnsi="Times New Roman" w:cs="Times New Roman"/>
-        </w:rPr>
-      </w:pPr>
-    </w:p>
-    <w:p/>
-    <w:p>
-      <w:pPr>
-        <w:pStyle w:val="Heading2"/>
-      </w:pPr>
-    </w:p>
-    <w:p>
-      <w:pPr>
-        <w:pStyle w:val="Heading2"/>
-      </w:pPr>
-      <w:r>
-        <w:t>Timeline:</w:t>
-      </w:r>
-    </w:p>
-    <w:p>
-      <w:r>
-        <w:t>4/18/26 15:40</w:t>
-      </w:r>
-      <w:r>
-        <w:t>:04</w:t>
-      </w:r>
-      <w:r>
-        <w:t xml:space="preserve"> AUEPOU.exe</w:t>
-      </w:r>
-    </w:p>
-    <w:p>
-      <w:r>
-        <w:t xml:space="preserve">4/18/26 </w:t>
-      </w:r>
-      <w:proofErr w:type="gramStart"/>
-      <w:r>
-        <w:t>15</w:t>
-      </w:r>
-      <w:proofErr w:type="gramEnd"/>
-      <w:r>
-        <w:t>:40:40 Greenshot.exe</w:t>
-      </w:r>
-    </w:p>
-    <w:p>
-      <w:r>
-        <w:t>4/18/26 15:43 atieah64.exe</w:t>
-      </w:r>
-    </w:p>
-    <w:p>
-      <w:r>
-        <w:t>4/</w:t>
-      </w:r>
-      <w:r>
-        <w:t>20</w:t>
-      </w:r>
-      <w:r>
-        <w:t>/26 16:17</w:t>
-      </w:r>
-      <w:r>
-        <w:t xml:space="preserve"> aimgr.exe</w:t>
-      </w:r>
-    </w:p>
-    <w:p>
-      <w:r>
-        <w:t>4/20/26 16:17 ai.exe</w:t>
-      </w:r>
-    </w:p>
-    <w:p/>
-    <w:p/>
-    <w:p/>
-    <w:p/>
-    <w:p/>
-    <w:p/>
+      <w:r>
+        <w:rPr>
+          <w:rFonts w:ascii="Arial" w:hAnsi="Arial" w:cs="Arial"/>
+        </w:rPr>
+        <w:t>​</w:t>
+      </w:r>
+    </w:p>
     <w:p>
       <w:r>
         <w:rPr>
           <w:noProof/>
         </w:rPr>
-        <w:lastRenderedPageBreak/>
         <w:drawing>
-          <wp:inline distT="0" distB="0" distL="0" distR="0" wp14:anchorId="5F245129" wp14:editId="7F5F0131">
-            <wp:extent cx="5943600" cy="4734560"/>
-            <wp:effectExtent l="0" t="0" r="0" b="8890"/>
-            <wp:docPr id="1653964184" name="Picture 1">
-              <a:extLst xmlns:a="http://schemas.openxmlformats.org/drawingml/2006/main">
-                <a:ext uri="{FF2B5EF4-FFF2-40B4-BE49-F238E27FC236}">
-                  <a16:creationId xmlns:a16="http://schemas.microsoft.com/office/drawing/2014/main" id="{54742062-7451-44F9-8C0E-26813FB1E773}"/>
-                </a:ext>
-              </a:extLst>
-            </wp:docPr>
+          <wp:inline distT="0" distB="0" distL="0" distR="0" wp14:anchorId="6AA751F9" wp14:editId="6A9C405E">
+            <wp:extent cx="5943600" cy="1887220"/>
+            <wp:effectExtent l="0" t="0" r="0" b="0"/>
+            <wp:docPr id="1911496280" name="Picture 1"/>
             <wp:cNvGraphicFramePr>
               <a:graphicFrameLocks xmlns:a="http://schemas.openxmlformats.org/drawingml/2006/main" noChangeAspect="1"/>
             </wp:cNvGraphicFramePr>
@@ -634,7 +833,7 @@
               <a:graphicData uri="http://schemas.openxmlformats.org/drawingml/2006/picture">
                 <pic:pic xmlns:pic="http://schemas.openxmlformats.org/drawingml/2006/picture">
                   <pic:nvPicPr>
-                    <pic:cNvPr id="1653964184" name=""/>
+                    <pic:cNvPr id="1911496280" name=""/>
                     <pic:cNvPicPr/>
                   </pic:nvPicPr>
                   <pic:blipFill>
@@ -646,7 +845,7 @@
                   <pic:spPr>
                     <a:xfrm>
                       <a:off x="0" y="0"/>
-                      <a:ext cx="5943600" cy="4734560"/>
+                      <a:ext cx="5943600" cy="1887220"/>
                     </a:xfrm>
                     <a:prstGeom prst="rect">
                       <a:avLst/>
@@ -666,17 +865,23 @@
           <w:noProof/>
         </w:rPr>
         <w:lastRenderedPageBreak/>
+        <w:t xml:space="preserve"> </w:t>
+      </w:r>
+      <w:r>
+        <w:rPr>
+          <w:noProof/>
+        </w:rPr>
+        <w:t xml:space="preserve"> </w:t>
+      </w:r>
+      <w:r>
+        <w:rPr>
+          <w:noProof/>
+        </w:rPr>
         <w:drawing>
-          <wp:inline distT="0" distB="0" distL="0" distR="0" wp14:anchorId="27D6126F" wp14:editId="2D542F9E">
-            <wp:extent cx="5943600" cy="6354445"/>
-            <wp:effectExtent l="0" t="0" r="0" b="8255"/>
-            <wp:docPr id="920580335" name="Picture 1">
-              <a:extLst xmlns:a="http://schemas.openxmlformats.org/drawingml/2006/main">
-                <a:ext uri="{FF2B5EF4-FFF2-40B4-BE49-F238E27FC236}">
-                  <a16:creationId xmlns:a16="http://schemas.microsoft.com/office/drawing/2014/main" id="{08042C29-6C69-42AB-89AA-E8163A040C9B}"/>
-                </a:ext>
-              </a:extLst>
-            </wp:docPr>
+          <wp:inline distT="0" distB="0" distL="0" distR="0" wp14:anchorId="2D8E1456" wp14:editId="7D99AEA8">
+            <wp:extent cx="5943600" cy="5531485"/>
+            <wp:effectExtent l="0" t="0" r="0" b="0"/>
+            <wp:docPr id="1866834810" name="Picture 1"/>
             <wp:cNvGraphicFramePr>
               <a:graphicFrameLocks xmlns:a="http://schemas.openxmlformats.org/drawingml/2006/main" noChangeAspect="1"/>
             </wp:cNvGraphicFramePr>
@@ -684,7 +889,7 @@
               <a:graphicData uri="http://schemas.openxmlformats.org/drawingml/2006/picture">
                 <pic:pic xmlns:pic="http://schemas.openxmlformats.org/drawingml/2006/picture">
                   <pic:nvPicPr>
-                    <pic:cNvPr id="920580335" name=""/>
+                    <pic:cNvPr id="1866834810" name=""/>
                     <pic:cNvPicPr/>
                   </pic:nvPicPr>
                   <pic:blipFill>
@@ -696,7 +901,7 @@
                   <pic:spPr>
                     <a:xfrm>
                       <a:off x="0" y="0"/>
-                      <a:ext cx="5943600" cy="6354445"/>
+                      <a:ext cx="5943600" cy="5531485"/>
                     </a:xfrm>
                     <a:prstGeom prst="rect">
                       <a:avLst/>
@@ -708,28 +913,21 @@
           </wp:inline>
         </w:drawing>
       </w:r>
-      <w:r>
-        <w:rPr>
-          <w:noProof/>
-        </w:rPr>
-        <w:t xml:space="preserve"> </w:t>
-      </w:r>
+    </w:p>
+    <w:p>
+      <w:pPr>
+        <w:pStyle w:val="Heading1"/>
+      </w:pPr>
       <w:r>
         <w:rPr>
           <w:noProof/>
         </w:rPr>
         <w:lastRenderedPageBreak/>
         <w:drawing>
-          <wp:inline distT="0" distB="0" distL="0" distR="0" wp14:anchorId="796F0169" wp14:editId="026EDCCE">
-            <wp:extent cx="5943600" cy="6437630"/>
-            <wp:effectExtent l="0" t="0" r="0" b="1270"/>
-            <wp:docPr id="792068772" name="Picture 1">
-              <a:extLst xmlns:a="http://schemas.openxmlformats.org/drawingml/2006/main">
-                <a:ext uri="{FF2B5EF4-FFF2-40B4-BE49-F238E27FC236}">
-                  <a16:creationId xmlns:a16="http://schemas.microsoft.com/office/drawing/2014/main" id="{2C4F7172-1C7A-4DCD-B691-4C802ACE9362}"/>
-                </a:ext>
-              </a:extLst>
-            </wp:docPr>
+          <wp:inline distT="0" distB="0" distL="0" distR="0" wp14:anchorId="1A94E9D1" wp14:editId="206086B2">
+            <wp:extent cx="5943600" cy="5589905"/>
+            <wp:effectExtent l="0" t="0" r="0" b="0"/>
+            <wp:docPr id="1886375350" name="Picture 1"/>
             <wp:cNvGraphicFramePr>
               <a:graphicFrameLocks xmlns:a="http://schemas.openxmlformats.org/drawingml/2006/main" noChangeAspect="1"/>
             </wp:cNvGraphicFramePr>
@@ -737,7 +935,7 @@
               <a:graphicData uri="http://schemas.openxmlformats.org/drawingml/2006/picture">
                 <pic:pic xmlns:pic="http://schemas.openxmlformats.org/drawingml/2006/picture">
                   <pic:nvPicPr>
-                    <pic:cNvPr id="792068772" name=""/>
+                    <pic:cNvPr id="1886375350" name=""/>
                     <pic:cNvPicPr/>
                   </pic:nvPicPr>
                   <pic:blipFill>
@@ -749,7 +947,7 @@
                   <pic:spPr>
                     <a:xfrm>
                       <a:off x="0" y="0"/>
-                      <a:ext cx="5943600" cy="6437630"/>
+                      <a:ext cx="5943600" cy="5589905"/>
                     </a:xfrm>
                     <a:prstGeom prst="rect">
                       <a:avLst/>
@@ -761,28 +959,18 @@
           </wp:inline>
         </w:drawing>
       </w:r>
-      <w:r>
-        <w:rPr>
-          <w:noProof/>
-        </w:rPr>
-        <w:t xml:space="preserve"> </w:t>
-      </w:r>
+    </w:p>
+    <w:p>
       <w:r>
         <w:rPr>
           <w:noProof/>
         </w:rPr>
         <w:lastRenderedPageBreak/>
         <w:drawing>
-          <wp:inline distT="0" distB="0" distL="0" distR="0" wp14:anchorId="5E39E12D" wp14:editId="50E99CC4">
-            <wp:extent cx="5943600" cy="6309360"/>
+          <wp:inline distT="0" distB="0" distL="0" distR="0" wp14:anchorId="5F886682" wp14:editId="6F15E9CD">
+            <wp:extent cx="5943600" cy="5605780"/>
             <wp:effectExtent l="0" t="0" r="0" b="0"/>
-            <wp:docPr id="260211154" name="Picture 1">
-              <a:extLst xmlns:a="http://schemas.openxmlformats.org/drawingml/2006/main">
-                <a:ext uri="{FF2B5EF4-FFF2-40B4-BE49-F238E27FC236}">
-                  <a16:creationId xmlns:a16="http://schemas.microsoft.com/office/drawing/2014/main" id="{27F74966-7D2A-420D-A7A4-D2D414E99626}"/>
-                </a:ext>
-              </a:extLst>
-            </wp:docPr>
+            <wp:docPr id="970896170" name="Picture 1"/>
             <wp:cNvGraphicFramePr>
               <a:graphicFrameLocks xmlns:a="http://schemas.openxmlformats.org/drawingml/2006/main" noChangeAspect="1"/>
             </wp:cNvGraphicFramePr>
@@ -790,7 +978,7 @@
               <a:graphicData uri="http://schemas.openxmlformats.org/drawingml/2006/picture">
                 <pic:pic xmlns:pic="http://schemas.openxmlformats.org/drawingml/2006/picture">
                   <pic:nvPicPr>
-                    <pic:cNvPr id="260211154" name=""/>
+                    <pic:cNvPr id="970896170" name=""/>
                     <pic:cNvPicPr/>
                   </pic:nvPicPr>
                   <pic:blipFill>
@@ -802,7 +990,7 @@
                   <pic:spPr>
                     <a:xfrm>
                       <a:off x="0" y="0"/>
-                      <a:ext cx="5943600" cy="6309360"/>
+                      <a:ext cx="5943600" cy="5605780"/>
                     </a:xfrm>
                     <a:prstGeom prst="rect">
                       <a:avLst/>
@@ -816,199 +1004,19 @@
       </w:r>
     </w:p>
     <w:p>
-      <w:pPr>
-        <w:pStyle w:val="Heading1"/>
-      </w:pPr>
-    </w:p>
-    <w:p>
-      <w:pPr>
-        <w:pStyle w:val="Heading1"/>
-      </w:pPr>
-      <w:r>
-        <w:t>Conclusion and Assessment</w:t>
-      </w:r>
-    </w:p>
-    <w:p>
-      <w:pPr>
-        <w:ind w:firstLine="720"/>
-      </w:pPr>
-      <w:r>
-        <w:t xml:space="preserve">Based on the evidence </w:t>
-      </w:r>
-      <w:r>
-        <w:t>collected</w:t>
-      </w:r>
-      <w:r>
-        <w:t>,</w:t>
-      </w:r>
-      <w:r>
-        <w:t xml:space="preserve"> we can </w:t>
-      </w:r>
-      <w:r>
-        <w:t>determine</w:t>
-      </w:r>
-      <w:r>
-        <w:t xml:space="preserve"> that the host machine has been </w:t>
-      </w:r>
-      <w:r>
-        <w:t>showing signs of suspicious activity beginning on</w:t>
-      </w:r>
-      <w:r>
-        <w:t xml:space="preserve"> </w:t>
-      </w:r>
-      <w:r>
-        <w:t>4/18</w:t>
-      </w:r>
-      <w:r>
-        <w:t>, including the execution of</w:t>
-      </w:r>
-      <w:r>
-        <w:t xml:space="preserve"> </w:t>
-      </w:r>
-      <w:r>
-        <w:t>other</w:t>
-      </w:r>
-      <w:r>
-        <w:t xml:space="preserve"> </w:t>
-      </w:r>
-      <w:r>
-        <w:t>unknown</w:t>
-      </w:r>
-      <w:r>
-        <w:t xml:space="preserve"> </w:t>
-      </w:r>
-      <w:r>
-        <w:t>.</w:t>
-      </w:r>
-      <w:r>
-        <w:t>exe</w:t>
-      </w:r>
-      <w:r>
-        <w:t xml:space="preserve"> </w:t>
-      </w:r>
-      <w:r>
-        <w:t>files</w:t>
-      </w:r>
-      <w:r>
-        <w:t xml:space="preserve"> and appearance of more programs. </w:t>
-      </w:r>
-    </w:p>
-    <w:p>
-      <w:pPr>
-        <w:ind w:firstLine="720"/>
-      </w:pPr>
       <w:r>
         <w:lastRenderedPageBreak/>
-        <w:t>From this evidence</w:t>
-      </w:r>
-      <w:r>
-        <w:t>,</w:t>
-      </w:r>
-      <w:r>
-        <w:t xml:space="preserve"> we can determine that the user </w:t>
-      </w:r>
-      <w:r>
-        <w:t xml:space="preserve">may have </w:t>
-      </w:r>
-      <w:r>
-        <w:t>downloaded a</w:t>
-      </w:r>
-      <w:r>
-        <w:t xml:space="preserve">n </w:t>
-      </w:r>
-      <w:r>
-        <w:t xml:space="preserve">application from the internet </w:t>
-      </w:r>
-      <w:r>
-        <w:t>which likely led to the potential compromise</w:t>
-      </w:r>
-      <w:r>
-        <w:t xml:space="preserve">. </w:t>
-      </w:r>
-      <w:r>
-        <w:t>One file called</w:t>
-      </w:r>
-      <w:r>
-        <w:t xml:space="preserve"> </w:t>
-      </w:r>
-      <w:r>
-        <w:rPr>
-          <w:i/>
-          <w:iCs/>
-        </w:rPr>
-        <w:t>parsec-windows.exe</w:t>
-      </w:r>
-      <w:r>
-        <w:rPr>
-          <w:i/>
-          <w:iCs/>
-        </w:rPr>
-        <w:t xml:space="preserve">, </w:t>
-      </w:r>
-      <w:r>
-        <w:t>was identified and flagged as malicious during analysis</w:t>
-      </w:r>
-      <w:r>
-        <w:t xml:space="preserve"> via </w:t>
-      </w:r>
-      <w:proofErr w:type="spellStart"/>
-      <w:r>
-        <w:t>VirusTotal</w:t>
-      </w:r>
-      <w:proofErr w:type="spellEnd"/>
-      <w:r>
-        <w:t xml:space="preserve">. Although parsec is a legitimate </w:t>
-      </w:r>
-      <w:r>
-        <w:t>application</w:t>
-      </w:r>
-      <w:r>
-        <w:t>,</w:t>
-      </w:r>
-      <w:r>
-        <w:t xml:space="preserve"> in this case it may have </w:t>
-      </w:r>
-      <w:r>
-        <w:t>been</w:t>
-      </w:r>
-      <w:r>
-        <w:t xml:space="preserve"> </w:t>
-      </w:r>
-      <w:r>
-        <w:t>an</w:t>
-      </w:r>
-      <w:r>
-        <w:t xml:space="preserve"> unauthorized version </w:t>
-      </w:r>
-      <w:r>
-        <w:t>that was downloaded</w:t>
-      </w:r>
-      <w:r>
-        <w:t xml:space="preserve">. </w:t>
-      </w:r>
-      <w:r>
-        <w:t>The other suspicious apps and .exe files may</w:t>
-      </w:r>
-      <w:r>
-        <w:t xml:space="preserve"> have been installed </w:t>
-      </w:r>
-      <w:r>
-        <w:t xml:space="preserve">via the parsec </w:t>
-      </w:r>
-      <w:r>
-        <w:t xml:space="preserve">application. Another red flag is the file being located </w:t>
-      </w:r>
-      <w:r>
-        <w:t xml:space="preserve">in the SUSPICIOUSFOLDER directory instead of the usual downloads folder. </w:t>
-      </w:r>
-    </w:p>
-    <w:p>
-      <w:r>
+        <w:t> </w:t>
+      </w:r>
+      <w:r>
+        <w:rPr>
+          <w:noProof/>
+        </w:rPr>
         <w:drawing>
-          <wp:inline distT="0" distB="0" distL="0" distR="0" wp14:anchorId="3344B37E" wp14:editId="29B8DDFE">
-            <wp:extent cx="5943600" cy="599440"/>
+          <wp:inline distT="0" distB="0" distL="0" distR="0" wp14:anchorId="76D66ED7" wp14:editId="61A62C54">
+            <wp:extent cx="5943600" cy="5685790"/>
             <wp:effectExtent l="0" t="0" r="0" b="0"/>
-            <wp:docPr id="2126365268" name="Picture 1"/>
+            <wp:docPr id="2050391756" name="Picture 2" descr="A screenshot of a computer&#10;&#10;AI-generated content may be incorrect."/>
             <wp:cNvGraphicFramePr>
               <a:graphicFrameLocks xmlns:a="http://schemas.openxmlformats.org/drawingml/2006/main" noChangeAspect="1"/>
             </wp:cNvGraphicFramePr>
@@ -1016,11 +1024,268 @@
               <a:graphicData uri="http://schemas.openxmlformats.org/drawingml/2006/picture">
                 <pic:pic xmlns:pic="http://schemas.openxmlformats.org/drawingml/2006/picture">
                   <pic:nvPicPr>
-                    <pic:cNvPr id="2126365268" name=""/>
+                    <pic:cNvPr id="0" name="Picture 6" descr="A screenshot of a computer&#10;&#10;AI-generated content may be incorrect."/>
+                    <pic:cNvPicPr>
+                      <a:picLocks noChangeAspect="1" noChangeArrowheads="1"/>
+                    </pic:cNvPicPr>
+                  </pic:nvPicPr>
+                  <pic:blipFill>
+                    <a:blip r:embed="rId12">
+                      <a:extLst>
+                        <a:ext uri="{28A0092B-C50C-407E-A947-70E740481C1C}">
+                          <a14:useLocalDpi xmlns:a14="http://schemas.microsoft.com/office/drawing/2010/main" val="0"/>
+                        </a:ext>
+                      </a:extLst>
+                    </a:blip>
+                    <a:srcRect/>
+                    <a:stretch>
+                      <a:fillRect/>
+                    </a:stretch>
+                  </pic:blipFill>
+                  <pic:spPr bwMode="auto">
+                    <a:xfrm>
+                      <a:off x="0" y="0"/>
+                      <a:ext cx="5943600" cy="5685790"/>
+                    </a:xfrm>
+                    <a:prstGeom prst="rect">
+                      <a:avLst/>
+                    </a:prstGeom>
+                    <a:noFill/>
+                    <a:ln>
+                      <a:noFill/>
+                    </a:ln>
+                  </pic:spPr>
+                </pic:pic>
+              </a:graphicData>
+            </a:graphic>
+          </wp:inline>
+        </w:drawing>
+      </w:r>
+    </w:p>
+    <w:p>
+      <w:pPr>
+        <w:pStyle w:val="Heading1"/>
+      </w:pPr>
+      <w:r>
+        <w:t>Conclusion and Assessment</w:t>
+      </w:r>
+    </w:p>
+    <w:p>
+      <w:pPr>
+        <w:ind w:firstLine="720"/>
+      </w:pPr>
+      <w:r>
+        <w:t xml:space="preserve">Based on the evidence </w:t>
+      </w:r>
+      <w:r>
+        <w:t>collected</w:t>
+      </w:r>
+      <w:r>
+        <w:t>,</w:t>
+      </w:r>
+      <w:r>
+        <w:t xml:space="preserve"> we can </w:t>
+      </w:r>
+      <w:r>
+        <w:t>determine</w:t>
+      </w:r>
+      <w:r>
+        <w:t xml:space="preserve"> that the host machine has been </w:t>
+      </w:r>
+      <w:r>
+        <w:t>showing signs of suspicious activit</w:t>
+      </w:r>
+      <w:r>
+        <w:t>y</w:t>
+      </w:r>
+      <w:r>
+        <w:t>, including the execution of</w:t>
+      </w:r>
+      <w:r>
+        <w:t xml:space="preserve"> </w:t>
+      </w:r>
+      <w:r>
+        <w:t>other</w:t>
+      </w:r>
+      <w:r>
+        <w:t xml:space="preserve"> </w:t>
+      </w:r>
+      <w:r>
+        <w:t>unknown</w:t>
+      </w:r>
+      <w:r>
+        <w:t xml:space="preserve"> </w:t>
+      </w:r>
+      <w:r>
+        <w:t>.</w:t>
+      </w:r>
+      <w:r>
+        <w:t>exe</w:t>
+      </w:r>
+      <w:r>
+        <w:t xml:space="preserve"> </w:t>
+      </w:r>
+      <w:r>
+        <w:t>files</w:t>
+      </w:r>
+      <w:r>
+        <w:t xml:space="preserve"> and appearance of more programs. </w:t>
+      </w:r>
+    </w:p>
+    <w:p>
+      <w:pPr>
+        <w:ind w:firstLine="720"/>
+      </w:pPr>
+      <w:r>
+        <w:t>From this evidence</w:t>
+      </w:r>
+      <w:r>
+        <w:t>,</w:t>
+      </w:r>
+      <w:r>
+        <w:t xml:space="preserve"> we can determine</w:t>
+      </w:r>
+      <w:r>
+        <w:t xml:space="preserve"> also</w:t>
+      </w:r>
+      <w:r>
+        <w:t xml:space="preserve"> that the user </w:t>
+      </w:r>
+      <w:r>
+        <w:t xml:space="preserve">may have </w:t>
+      </w:r>
+      <w:r>
+        <w:t>downloaded a</w:t>
+      </w:r>
+      <w:r>
+        <w:t xml:space="preserve">n </w:t>
+      </w:r>
+      <w:r>
+        <w:t xml:space="preserve">application from the internet </w:t>
+      </w:r>
+      <w:r>
+        <w:t>which likely led to the potential compromise</w:t>
+      </w:r>
+      <w:r>
+        <w:t xml:space="preserve">. </w:t>
+      </w:r>
+      <w:r>
+        <w:t>4</w:t>
+      </w:r>
+      <w:r>
+        <w:t xml:space="preserve"> files were </w:t>
+      </w:r>
+      <w:proofErr w:type="gramStart"/>
+      <w:r>
+        <w:t>ran</w:t>
+      </w:r>
+      <w:proofErr w:type="gramEnd"/>
+      <w:r>
+        <w:t xml:space="preserve"> </w:t>
+      </w:r>
+      <w:r>
+        <w:t>through</w:t>
+      </w:r>
+      <w:r>
+        <w:t xml:space="preserve"> </w:t>
+      </w:r>
+      <w:proofErr w:type="spellStart"/>
+      <w:r>
+        <w:t>VirusTotal</w:t>
+      </w:r>
+      <w:proofErr w:type="spellEnd"/>
+      <w:r>
+        <w:t xml:space="preserve"> and </w:t>
+      </w:r>
+      <w:r>
+        <w:t>were flagged as malware</w:t>
+      </w:r>
+      <w:r>
+        <w:t xml:space="preserve">. Although parsec is a legitimate </w:t>
+      </w:r>
+      <w:r>
+        <w:t>application</w:t>
+      </w:r>
+      <w:r>
+        <w:t>,</w:t>
+      </w:r>
+      <w:r>
+        <w:t xml:space="preserve"> in this case it may have </w:t>
+      </w:r>
+      <w:r>
+        <w:t>been</w:t>
+      </w:r>
+      <w:r>
+        <w:t xml:space="preserve"> </w:t>
+      </w:r>
+      <w:proofErr w:type="gramStart"/>
+      <w:r>
+        <w:t>an</w:t>
+      </w:r>
+      <w:proofErr w:type="gramEnd"/>
+      <w:r>
+        <w:t xml:space="preserve"> </w:t>
+      </w:r>
+      <w:r>
+        <w:t>trojan</w:t>
+      </w:r>
+      <w:r>
+        <w:t xml:space="preserve"> version </w:t>
+      </w:r>
+      <w:r>
+        <w:t>that was downloaded</w:t>
+      </w:r>
+      <w:r>
+        <w:t xml:space="preserve">, which </w:t>
+      </w:r>
+      <w:r>
+        <w:lastRenderedPageBreak/>
+        <w:t>could have resulted in the flag</w:t>
+      </w:r>
+      <w:r>
+        <w:t xml:space="preserve">. </w:t>
+      </w:r>
+      <w:r>
+        <w:t xml:space="preserve">The other suspicious apps and .exe files </w:t>
+      </w:r>
+      <w:r>
+        <w:t xml:space="preserve">could have been installed </w:t>
+      </w:r>
+      <w:r>
+        <w:t xml:space="preserve">from </w:t>
+      </w:r>
+      <w:r>
+        <w:t xml:space="preserve">another site and ran </w:t>
+      </w:r>
+      <w:r>
+        <w:t xml:space="preserve">which resulted </w:t>
+      </w:r>
+      <w:r>
+        <w:t xml:space="preserve">in unknown processes being ran. </w:t>
+      </w:r>
+    </w:p>
+    <w:p>
+      <w:r>
+        <w:rPr>
+          <w:noProof/>
+        </w:rPr>
+        <w:drawing>
+          <wp:inline distT="0" distB="0" distL="0" distR="0" wp14:anchorId="5B0E4156" wp14:editId="4C9F3CD4">
+            <wp:extent cx="5943600" cy="1248410"/>
+            <wp:effectExtent l="0" t="0" r="0" b="8890"/>
+            <wp:docPr id="2127874733" name="Picture 1"/>
+            <wp:cNvGraphicFramePr>
+              <a:graphicFrameLocks xmlns:a="http://schemas.openxmlformats.org/drawingml/2006/main" noChangeAspect="1"/>
+            </wp:cNvGraphicFramePr>
+            <a:graphic xmlns:a="http://schemas.openxmlformats.org/drawingml/2006/main">
+              <a:graphicData uri="http://schemas.openxmlformats.org/drawingml/2006/picture">
+                <pic:pic xmlns:pic="http://schemas.openxmlformats.org/drawingml/2006/picture">
+                  <pic:nvPicPr>
+                    <pic:cNvPr id="2127874733" name=""/>
                     <pic:cNvPicPr/>
                   </pic:nvPicPr>
                   <pic:blipFill>
-                    <a:blip r:embed="rId12"/>
+                    <a:blip r:embed="rId13"/>
                     <a:stretch>
                       <a:fillRect/>
                     </a:stretch>
@@ -1028,7 +1293,7 @@
                   <pic:spPr>
                     <a:xfrm>
                       <a:off x="0" y="0"/>
-                      <a:ext cx="5943600" cy="599440"/>
+                      <a:ext cx="5943600" cy="1248410"/>
                     </a:xfrm>
                     <a:prstGeom prst="rect">
                       <a:avLst/>
@@ -1054,6 +1319,155 @@
 <file path=word/numbering.xml><?xml version="1.0" encoding="utf-8"?>
 <w:numbering xmlns:wpc="http://schemas.microsoft.com/office/word/2010/wordprocessingCanvas" xmlns:cx="http://schemas.microsoft.com/office/drawing/2014/chartex" xmlns:cx1="http://schemas.microsoft.com/office/drawing/2015/9/8/chartex" xmlns:cx2="http://schemas.microsoft.com/office/drawing/2015/10/21/chartex" xmlns:cx3="http://schemas.microsoft.com/office/drawing/2016/5/9/chartex" xmlns:cx4="http://schemas.microsoft.com/office/drawing/2016/5/10/chartex" xmlns:cx5="http://schemas.microsoft.com/office/drawing/2016/5/11/chartex" xmlns:cx6="http://schemas.microsoft.com/office/drawing/2016/5/12/chartex" xmlns:cx7="http://schemas.microsoft.com/office/drawing/2016/5/13/chartex" xmlns:cx8="http://schemas.microsoft.com/office/drawing/2016/5/14/chartex" xmlns:mc="http://schemas.openxmlformats.org/markup-compatibility/2006" xmlns:aink="http://schemas.microsoft.com/office/drawing/2016/ink" xmlns:am3d="http://schemas.microsoft.com/office/drawing/2017/model3d" xmlns:o="urn:schemas-microsoft-com:office:office" xmlns:oel="http://schemas.microsoft.com/office/2019/extlst" xmlns:r="http://schemas.openxmlformats.org/officeDocument/2006/relationships" xmlns:m="http://schemas.openxmlformats.org/officeDocument/2006/math" xmlns:v="urn:schemas-microsoft-com:vml" xmlns:wp14="http://schemas.microsoft.com/office/word/2010/wordprocessingDrawing" xmlns:wp="http://schemas.openxmlformats.org/drawingml/2006/wordprocessingDrawing" xmlns:w10="urn:schemas-microsoft-com:office:word" xmlns:w="http://schemas.openxmlformats.org/wordprocessingml/2006/main" xmlns:w14="http://schemas.microsoft.com/office/word/2010/wordml" xmlns:w15="http://schemas.microsoft.com/office/word/2012/wordml" xmlns:w16cex="http://schemas.microsoft.com/office/word/2018/wordml/cex" xmlns:w16cid="http://schemas.microsoft.com/office/word/2016/wordml/cid" xmlns:w16="http://schemas.microsoft.com/office/word/2018/wordml" xmlns:w16du="http://schemas.microsoft.com/office/word/2023/wordml/word16du" xmlns:w16sdtdh="http://schemas.microsoft.com/office/word/2020/wordml/sdtdatahash" xmlns:w16sdtfl="http://schemas.microsoft.com/office/word/2024/wordml/sdtformatlock" xmlns:w16se="http://schemas.microsoft.com/office/word/2015/wordml/symex" xmlns:wpg="http://schemas.microsoft.com/office/word/2010/wordprocessingGroup" xmlns:wpi="http://schemas.microsoft.com/office/word/2010/wordprocessingInk" xmlns:wne="http://schemas.microsoft.com/office/word/2006/wordml" xmlns:wps="http://schemas.microsoft.com/office/word/2010/wordprocessingShape" mc:Ignorable="w14 w15 w16se w16cid w16 w16cex w16sdtdh w16sdtfl w16du wp14">
   <w:abstractNum w:abstractNumId="0" w15:restartNumberingAfterBreak="0">
+    <w:nsid w:val="18791B12"/>
+    <w:multiLevelType w:val="multilevel"/>
+    <w:tmpl w:val="586EF1E6"/>
+    <w:lvl w:ilvl="0">
+      <w:start w:val="1"/>
+      <w:numFmt w:val="bullet"/>
+      <w:lvlText w:val=""/>
+      <w:lvlJc w:val="left"/>
+      <w:pPr>
+        <w:tabs>
+          <w:tab w:val="num" w:pos="720"/>
+        </w:tabs>
+        <w:ind w:left="720" w:hanging="360"/>
+      </w:pPr>
+      <w:rPr>
+        <w:rFonts w:ascii="Symbol" w:hAnsi="Symbol" w:hint="default"/>
+        <w:sz w:val="20"/>
+      </w:rPr>
+    </w:lvl>
+    <w:lvl w:ilvl="1" w:tentative="1">
+      <w:start w:val="1"/>
+      <w:numFmt w:val="bullet"/>
+      <w:lvlText w:val=""/>
+      <w:lvlJc w:val="left"/>
+      <w:pPr>
+        <w:tabs>
+          <w:tab w:val="num" w:pos="1440"/>
+        </w:tabs>
+        <w:ind w:left="1440" w:hanging="360"/>
+      </w:pPr>
+      <w:rPr>
+        <w:rFonts w:ascii="Symbol" w:hAnsi="Symbol" w:hint="default"/>
+        <w:sz w:val="20"/>
+      </w:rPr>
+    </w:lvl>
+    <w:lvl w:ilvl="2" w:tentative="1">
+      <w:start w:val="1"/>
+      <w:numFmt w:val="bullet"/>
+      <w:lvlText w:val=""/>
+      <w:lvlJc w:val="left"/>
+      <w:pPr>
+        <w:tabs>
+          <w:tab w:val="num" w:pos="2160"/>
+        </w:tabs>
+        <w:ind w:left="2160" w:hanging="360"/>
+      </w:pPr>
+      <w:rPr>
+        <w:rFonts w:ascii="Symbol" w:hAnsi="Symbol" w:hint="default"/>
+        <w:sz w:val="20"/>
+      </w:rPr>
+    </w:lvl>
+    <w:lvl w:ilvl="3" w:tentative="1">
+      <w:start w:val="1"/>
+      <w:numFmt w:val="bullet"/>
+      <w:lvlText w:val=""/>
+      <w:lvlJc w:val="left"/>
+      <w:pPr>
+        <w:tabs>
+          <w:tab w:val="num" w:pos="2880"/>
+        </w:tabs>
+        <w:ind w:left="2880" w:hanging="360"/>
+      </w:pPr>
+      <w:rPr>
+        <w:rFonts w:ascii="Symbol" w:hAnsi="Symbol" w:hint="default"/>
+        <w:sz w:val="20"/>
+      </w:rPr>
+    </w:lvl>
+    <w:lvl w:ilvl="4" w:tentative="1">
+      <w:start w:val="1"/>
+      <w:numFmt w:val="bullet"/>
+      <w:lvlText w:val=""/>
+      <w:lvlJc w:val="left"/>
+      <w:pPr>
+        <w:tabs>
+          <w:tab w:val="num" w:pos="3600"/>
+        </w:tabs>
+        <w:ind w:left="3600" w:hanging="360"/>
+      </w:pPr>
+      <w:rPr>
+        <w:rFonts w:ascii="Symbol" w:hAnsi="Symbol" w:hint="default"/>
+        <w:sz w:val="20"/>
+      </w:rPr>
+    </w:lvl>
+    <w:lvl w:ilvl="5" w:tentative="1">
+      <w:start w:val="1"/>
+      <w:numFmt w:val="bullet"/>
+      <w:lvlText w:val=""/>
+      <w:lvlJc w:val="left"/>
+      <w:pPr>
+        <w:tabs>
+          <w:tab w:val="num" w:pos="4320"/>
+        </w:tabs>
+        <w:ind w:left="4320" w:hanging="360"/>
+      </w:pPr>
+      <w:rPr>
+        <w:rFonts w:ascii="Symbol" w:hAnsi="Symbol" w:hint="default"/>
+        <w:sz w:val="20"/>
+      </w:rPr>
+    </w:lvl>
+    <w:lvl w:ilvl="6" w:tentative="1">
+      <w:start w:val="1"/>
+      <w:numFmt w:val="bullet"/>
+      <w:lvlText w:val=""/>
+      <w:lvlJc w:val="left"/>
+      <w:pPr>
+        <w:tabs>
+          <w:tab w:val="num" w:pos="5040"/>
+        </w:tabs>
+        <w:ind w:left="5040" w:hanging="360"/>
+      </w:pPr>
+      <w:rPr>
+        <w:rFonts w:ascii="Symbol" w:hAnsi="Symbol" w:hint="default"/>
+        <w:sz w:val="20"/>
+      </w:rPr>
+    </w:lvl>
+    <w:lvl w:ilvl="7" w:tentative="1">
+      <w:start w:val="1"/>
+      <w:numFmt w:val="bullet"/>
+      <w:lvlText w:val=""/>
+      <w:lvlJc w:val="left"/>
+      <w:pPr>
+        <w:tabs>
+          <w:tab w:val="num" w:pos="5760"/>
+        </w:tabs>
+        <w:ind w:left="5760" w:hanging="360"/>
+      </w:pPr>
+      <w:rPr>
+        <w:rFonts w:ascii="Symbol" w:hAnsi="Symbol" w:hint="default"/>
+        <w:sz w:val="20"/>
+      </w:rPr>
+    </w:lvl>
+    <w:lvl w:ilvl="8" w:tentative="1">
+      <w:start w:val="1"/>
+      <w:numFmt w:val="bullet"/>
+      <w:lvlText w:val=""/>
+      <w:lvlJc w:val="left"/>
+      <w:pPr>
+        <w:tabs>
+          <w:tab w:val="num" w:pos="6480"/>
+        </w:tabs>
+        <w:ind w:left="6480" w:hanging="360"/>
+      </w:pPr>
+      <w:rPr>
+        <w:rFonts w:ascii="Symbol" w:hAnsi="Symbol" w:hint="default"/>
+        <w:sz w:val="20"/>
+      </w:rPr>
+    </w:lvl>
+  </w:abstractNum>
+  <w:abstractNum w:abstractNumId="1" w15:restartNumberingAfterBreak="0">
     <w:nsid w:val="44762609"/>
     <w:multiLevelType w:val="hybridMultilevel"/>
     <w:tmpl w:val="FFFFFFFF"/>
@@ -1166,7 +1580,7 @@
       </w:rPr>
     </w:lvl>
   </w:abstractNum>
-  <w:abstractNum w:abstractNumId="1" w15:restartNumberingAfterBreak="0">
+  <w:abstractNum w:abstractNumId="2" w15:restartNumberingAfterBreak="0">
     <w:nsid w:val="5307BEEA"/>
     <w:multiLevelType w:val="hybridMultilevel"/>
     <w:tmpl w:val="FFFFFFFF"/>
@@ -1279,11 +1693,129 @@
       </w:rPr>
     </w:lvl>
   </w:abstractNum>
+  <w:abstractNum w:abstractNumId="3" w15:restartNumberingAfterBreak="0">
+    <w:nsid w:val="70CC0AFE"/>
+    <w:multiLevelType w:val="hybridMultilevel"/>
+    <w:tmpl w:val="4B0EDA3A"/>
+    <w:lvl w:ilvl="0" w:tplc="F7E80B34">
+      <w:numFmt w:val="bullet"/>
+      <w:lvlText w:val=""/>
+      <w:lvlJc w:val="left"/>
+      <w:pPr>
+        <w:ind w:left="720" w:hanging="360"/>
+      </w:pPr>
+      <w:rPr>
+        <w:rFonts w:ascii="Symbol" w:eastAsiaTheme="minorHAnsi" w:hAnsi="Symbol" w:cstheme="minorBidi" w:hint="default"/>
+      </w:rPr>
+    </w:lvl>
+    <w:lvl w:ilvl="1" w:tplc="04090003">
+      <w:start w:val="1"/>
+      <w:numFmt w:val="bullet"/>
+      <w:lvlText w:val="o"/>
+      <w:lvlJc w:val="left"/>
+      <w:pPr>
+        <w:ind w:left="1440" w:hanging="360"/>
+      </w:pPr>
+      <w:rPr>
+        <w:rFonts w:ascii="Courier New" w:hAnsi="Courier New" w:cs="Courier New" w:hint="default"/>
+      </w:rPr>
+    </w:lvl>
+    <w:lvl w:ilvl="2" w:tplc="04090005">
+      <w:start w:val="1"/>
+      <w:numFmt w:val="bullet"/>
+      <w:lvlText w:val=""/>
+      <w:lvlJc w:val="left"/>
+      <w:pPr>
+        <w:ind w:left="2160" w:hanging="360"/>
+      </w:pPr>
+      <w:rPr>
+        <w:rFonts w:ascii="Wingdings" w:hAnsi="Wingdings" w:hint="default"/>
+      </w:rPr>
+    </w:lvl>
+    <w:lvl w:ilvl="3" w:tplc="04090001" w:tentative="1">
+      <w:start w:val="1"/>
+      <w:numFmt w:val="bullet"/>
+      <w:lvlText w:val=""/>
+      <w:lvlJc w:val="left"/>
+      <w:pPr>
+        <w:ind w:left="2880" w:hanging="360"/>
+      </w:pPr>
+      <w:rPr>
+        <w:rFonts w:ascii="Symbol" w:hAnsi="Symbol" w:hint="default"/>
+      </w:rPr>
+    </w:lvl>
+    <w:lvl w:ilvl="4" w:tplc="04090003" w:tentative="1">
+      <w:start w:val="1"/>
+      <w:numFmt w:val="bullet"/>
+      <w:lvlText w:val="o"/>
+      <w:lvlJc w:val="left"/>
+      <w:pPr>
+        <w:ind w:left="3600" w:hanging="360"/>
+      </w:pPr>
+      <w:rPr>
+        <w:rFonts w:ascii="Courier New" w:hAnsi="Courier New" w:cs="Courier New" w:hint="default"/>
+      </w:rPr>
+    </w:lvl>
+    <w:lvl w:ilvl="5" w:tplc="04090005" w:tentative="1">
+      <w:start w:val="1"/>
+      <w:numFmt w:val="bullet"/>
+      <w:lvlText w:val=""/>
+      <w:lvlJc w:val="left"/>
+      <w:pPr>
+        <w:ind w:left="4320" w:hanging="360"/>
+      </w:pPr>
+      <w:rPr>
+        <w:rFonts w:ascii="Wingdings" w:hAnsi="Wingdings" w:hint="default"/>
+      </w:rPr>
+    </w:lvl>
+    <w:lvl w:ilvl="6" w:tplc="04090001" w:tentative="1">
+      <w:start w:val="1"/>
+      <w:numFmt w:val="bullet"/>
+      <w:lvlText w:val=""/>
+      <w:lvlJc w:val="left"/>
+      <w:pPr>
+        <w:ind w:left="5040" w:hanging="360"/>
+      </w:pPr>
+      <w:rPr>
+        <w:rFonts w:ascii="Symbol" w:hAnsi="Symbol" w:hint="default"/>
+      </w:rPr>
+    </w:lvl>
+    <w:lvl w:ilvl="7" w:tplc="04090003" w:tentative="1">
+      <w:start w:val="1"/>
+      <w:numFmt w:val="bullet"/>
+      <w:lvlText w:val="o"/>
+      <w:lvlJc w:val="left"/>
+      <w:pPr>
+        <w:ind w:left="5760" w:hanging="360"/>
+      </w:pPr>
+      <w:rPr>
+        <w:rFonts w:ascii="Courier New" w:hAnsi="Courier New" w:cs="Courier New" w:hint="default"/>
+      </w:rPr>
+    </w:lvl>
+    <w:lvl w:ilvl="8" w:tplc="04090005" w:tentative="1">
+      <w:start w:val="1"/>
+      <w:numFmt w:val="bullet"/>
+      <w:lvlText w:val=""/>
+      <w:lvlJc w:val="left"/>
+      <w:pPr>
+        <w:ind w:left="6480" w:hanging="360"/>
+      </w:pPr>
+      <w:rPr>
+        <w:rFonts w:ascii="Wingdings" w:hAnsi="Wingdings" w:hint="default"/>
+      </w:rPr>
+    </w:lvl>
+  </w:abstractNum>
   <w:num w:numId="1" w16cid:durableId="1497724076">
-    <w:abstractNumId w:val="0"/>
+    <w:abstractNumId w:val="1"/>
   </w:num>
   <w:num w:numId="2" w16cid:durableId="1233613387">
-    <w:abstractNumId w:val="1"/>
+    <w:abstractNumId w:val="2"/>
+  </w:num>
+  <w:num w:numId="3" w16cid:durableId="1844977341">
+    <w:abstractNumId w:val="3"/>
+  </w:num>
+  <w:num w:numId="4" w16cid:durableId="1306467549">
+    <w:abstractNumId w:val="0"/>
   </w:num>
 </w:numbering>
 </file>
@@ -1889,7 +2421,6 @@
   <w:style w:type="character" w:default="1" w:styleId="DefaultParagraphFont">
     <w:name w:val="Default Paragraph Font"/>
     <w:uiPriority w:val="1"/>
-    <w:semiHidden/>
     <w:unhideWhenUsed/>
   </w:style>
   <w:style w:type="table" w:default="1" w:styleId="TableNormal">
@@ -2520,6 +3051,14 @@
 </file>
 
 <file path=customXml/item1.xml><?xml version="1.0" encoding="utf-8"?>
+<p:properties xmlns:p="http://schemas.microsoft.com/office/2006/metadata/properties" xmlns:xsi="http://www.w3.org/2001/XMLSchema-instance" xmlns:pc="http://schemas.microsoft.com/office/infopath/2007/PartnerControls">
+  <documentManagement>
+    <_activity xmlns="8b9e189a-44c8-475e-b768-20dcf1967d90" xsi:nil="true"/>
+  </documentManagement>
+</p:properties>
+</file>
+
+<file path=customXml/item2.xml><?xml version="1.0" encoding="utf-8"?>
 <ct:contentTypeSchema xmlns:ct="http://schemas.microsoft.com/office/2006/metadata/contentType" xmlns:ma="http://schemas.microsoft.com/office/2006/metadata/properties/metaAttributes" ct:_="" ma:_="" ma:contentTypeName="Document" ma:contentTypeID="0x0101006E8AFAA3A33C78418C8B25D8C318AEE8" ma:contentTypeVersion="10" ma:contentTypeDescription="Create a new document." ma:contentTypeScope="" ma:versionID="7820c61571d969bd8868e2dec9ad134a">
   <xsd:schema xmlns:xsd="http://www.w3.org/2001/XMLSchema" xmlns:xs="http://www.w3.org/2001/XMLSchema" xmlns:p="http://schemas.microsoft.com/office/2006/metadata/properties" xmlns:ns3="8b9e189a-44c8-475e-b768-20dcf1967d90" targetNamespace="http://schemas.microsoft.com/office/2006/metadata/properties" ma:root="true" ma:fieldsID="5927b057c35c0cda6c852cfa434a42d4" ns3:_="">
     <xsd:import namespace="8b9e189a-44c8-475e-b768-20dcf1967d90"/>
@@ -2701,7 +3240,7 @@
 </ct:contentTypeSchema>
 </file>
 
-<file path=customXml/item2.xml><?xml version="1.0" encoding="utf-8"?>
+<file path=customXml/item3.xml><?xml version="1.0" encoding="utf-8"?>
 <?mso-contentType ?>
 <FormTemplates xmlns="http://schemas.microsoft.com/sharepoint/v3/contenttype/forms">
   <Display>DocumentLibraryForm</Display>
@@ -2710,15 +3249,17 @@
 </FormTemplates>
 </file>
 
-<file path=customXml/item3.xml><?xml version="1.0" encoding="utf-8"?>
-<p:properties xmlns:p="http://schemas.microsoft.com/office/2006/metadata/properties" xmlns:xsi="http://www.w3.org/2001/XMLSchema-instance" xmlns:pc="http://schemas.microsoft.com/office/infopath/2007/PartnerControls">
-  <documentManagement>
-    <_activity xmlns="8b9e189a-44c8-475e-b768-20dcf1967d90" xsi:nil="true"/>
-  </documentManagement>
-</p:properties>
+<file path=customXml/itemProps1.xml><?xml version="1.0" encoding="utf-8"?>
+<ds:datastoreItem xmlns:ds="http://schemas.openxmlformats.org/officeDocument/2006/customXml" ds:itemID="{1530D65D-BF1D-4C87-85DB-5AB2CFC5BD40}">
+  <ds:schemaRefs>
+    <ds:schemaRef ds:uri="http://schemas.microsoft.com/office/2006/metadata/properties"/>
+    <ds:schemaRef ds:uri="http://schemas.microsoft.com/office/infopath/2007/PartnerControls"/>
+    <ds:schemaRef ds:uri="8b9e189a-44c8-475e-b768-20dcf1967d90"/>
+  </ds:schemaRefs>
+</ds:datastoreItem>
 </file>
 
-<file path=customXml/itemProps1.xml><?xml version="1.0" encoding="utf-8"?>
+<file path=customXml/itemProps2.xml><?xml version="1.0" encoding="utf-8"?>
 <ds:datastoreItem xmlns:ds="http://schemas.openxmlformats.org/officeDocument/2006/customXml" ds:itemID="{6A220EC7-F24A-4A3B-92DA-11D3666211C0}">
   <ds:schemaRefs>
     <ds:schemaRef ds:uri="http://schemas.microsoft.com/office/2006/metadata/contentType"/>
@@ -2736,20 +3277,10 @@
 </ds:datastoreItem>
 </file>
 
-<file path=customXml/itemProps2.xml><?xml version="1.0" encoding="utf-8"?>
+<file path=customXml/itemProps3.xml><?xml version="1.0" encoding="utf-8"?>
 <ds:datastoreItem xmlns:ds="http://schemas.openxmlformats.org/officeDocument/2006/customXml" ds:itemID="{875F51A2-91C6-425F-9136-F325DADAF629}">
   <ds:schemaRefs>
     <ds:schemaRef ds:uri="http://schemas.microsoft.com/sharepoint/v3/contenttype/forms"/>
   </ds:schemaRefs>
 </ds:datastoreItem>
-</file>
-
-<file path=customXml/itemProps3.xml><?xml version="1.0" encoding="utf-8"?>
-<ds:datastoreItem xmlns:ds="http://schemas.openxmlformats.org/officeDocument/2006/customXml" ds:itemID="{1530D65D-BF1D-4C87-85DB-5AB2CFC5BD40}">
-  <ds:schemaRefs>
-    <ds:schemaRef ds:uri="http://schemas.microsoft.com/office/2006/metadata/properties"/>
-    <ds:schemaRef ds:uri="http://schemas.microsoft.com/office/infopath/2007/PartnerControls"/>
-    <ds:schemaRef ds:uri="8b9e189a-44c8-475e-b768-20dcf1967d90"/>
-  </ds:schemaRefs>
-</ds:datastoreItem>
 </file>